--- a/fra/docx/56.content.docx
+++ b/fra/docx/56.content.docx
@@ -733,18 +733,12 @@
           <w:lang w:val="fr_FR" w:bidi="fr_FR"/>
         </w:rPr>
       </w:r>
-      <w:hyperlink r:id="rId13">
-        <w:r>
-          <w:rPr>
-            <w:lang w:val="fr_FR" w:bidi="fr_FR"/>
-          </w:rPr>
-          <w:rPr>
-            <w:color w:val="0000EE"/>
-            <w:u w:val="single"/>
-          </w:rPr>
-          <w:t xml:space="preserve"> </w:t>
-        </w:r>
-      </w:hyperlink>
+      <w:r>
+        <w:rPr>
+          <w:lang w:val="fr_FR" w:bidi="fr_FR"/>
+        </w:rPr>
+        <w:t xml:space="preserve"> </w:t>
+      </w:r>
       <w:r>
         <w:rPr>
           <w:lang w:val="fr_FR" w:bidi="fr_FR"/>
@@ -3806,18 +3800,12 @@
         </w:rPr>
         <w:t>Le mot contradicteurs est à la forme masculine, mais il est utilisé dans un sens générique qui pourrait aussi faire référence à des femmes. Selon ce qui est le plus naturel dans votre langue, choisissez un mot, une expression ou une formulation qui exprime ce sens clairement. Traduction alternative : « les personnes qui contredisent », « les gens qui s'opposent » ou « les gens qui sont des contradicteurs ».</w:t>
       </w:r>
-      <w:hyperlink r:id="rId14">
-        <w:r>
-          <w:rPr>
-            <w:lang w:val="fr_FR" w:bidi="fr_FR"/>
-          </w:rPr>
-          <w:rPr>
-            <w:color w:val="0000EE"/>
-            <w:u w:val="single"/>
-          </w:rPr>
-          <w:t xml:space="preserve"> </w:t>
-        </w:r>
-      </w:hyperlink>
+      <w:r>
+        <w:rPr>
+          <w:lang w:val="fr_FR" w:bidi="fr_FR"/>
+        </w:rPr>
+        <w:t xml:space="preserve"> </w:t>
+      </w:r>
     </w:p>
     <w:p>
       <w:pPr/>
@@ -6195,18 +6183,12 @@
         </w:rPr>
         <w:t>Les mots Crétois et menteurs sont à la forme masculine, mais ils sont utilisés dans un sens générique qui inclut hommes et femmes. Selon ce qui est le plus naturel dans votre langue, choisissez un mot, une expression ou une formulation qui exprime ce sens clairement. Traduction alternative : « Crétois et Crétoises toujours menteurs ».</w:t>
       </w:r>
-      <w:hyperlink r:id="rId15">
-        <w:r>
-          <w:rPr>
-            <w:lang w:val="fr_FR" w:bidi="fr_FR"/>
-          </w:rPr>
-          <w:rPr>
-            <w:color w:val="0000EE"/>
-            <w:u w:val="single"/>
-          </w:rPr>
-          <w:t xml:space="preserve"> </w:t>
-        </w:r>
-      </w:hyperlink>
+      <w:r>
+        <w:rPr>
+          <w:lang w:val="fr_FR" w:bidi="fr_FR"/>
+        </w:rPr>
+        <w:t xml:space="preserve"> </w:t>
+      </w:r>
     </w:p>
     <w:p>
       <w:pPr/>
@@ -7276,18 +7258,12 @@
         </w:rPr>
         <w:t>Ces mots ont une forme masculine, mais ils sont utilisés dans un sens générique qui peut inclure hommes et femmes. Selon ce qui est le plus naturel dans votre langue, choisissez un mot, une expression ou une formulation qui exprime ce sens clairement. Traduction alternative : « ces gens » / « ces personnes » - « commandements humains ».</w:t>
       </w:r>
-      <w:hyperlink r:id="rId16">
-        <w:r>
-          <w:rPr>
-            <w:lang w:val="fr_FR" w:bidi="fr_FR"/>
-          </w:rPr>
-          <w:rPr>
-            <w:color w:val="0000EE"/>
-            <w:u w:val="single"/>
-          </w:rPr>
-          <w:t xml:space="preserve"> </w:t>
-        </w:r>
-      </w:hyperlink>
+      <w:r>
+        <w:rPr>
+          <w:lang w:val="fr_FR" w:bidi="fr_FR"/>
+        </w:rPr>
+        <w:t xml:space="preserve"> </w:t>
+      </w:r>
     </w:p>
     <w:p>
       <w:pPr/>
@@ -7809,18 +7785,12 @@
         </w:rPr>
         <w:t>Ces mots ont une forme masculine, mais ils sont utilisés dans un sens générique qui inclut les hommes et les femmes. Selon ce qui est le plus naturel dans votre langue, choisissez un mot, une expression ou une formulation qui exprime ce sens clairement. Traduction alternative : « pour ceux et celles... purs », « pour les gens... souillés et incrédules » ou « pour les personnes... souillées et incrédules ».</w:t>
       </w:r>
-      <w:hyperlink r:id="rId17">
-        <w:r>
-          <w:rPr>
-            <w:lang w:val="fr_FR" w:bidi="fr_FR"/>
-          </w:rPr>
-          <w:rPr>
-            <w:color w:val="0000EE"/>
-            <w:u w:val="single"/>
-          </w:rPr>
-          <w:t xml:space="preserve"> </w:t>
-        </w:r>
-      </w:hyperlink>
+      <w:r>
+        <w:rPr>
+          <w:lang w:val="fr_FR" w:bidi="fr_FR"/>
+        </w:rPr>
+        <w:t xml:space="preserve"> </w:t>
+      </w:r>
     </w:p>
     <w:p>
       <w:pPr/>
@@ -8106,18 +8076,12 @@
         </w:rPr>
         <w:t>Le pronom ils est utilisé dans un sens générique qui peut inclure hommes et femmes. Selon ce qui est le plus naturel dans votre langue, choisissez un mot, une expression ou une formulation qui exprime ce sens clairement. Traduction alternative : « ces gens... mais ils » ou « ces personnes, mais elles ».</w:t>
       </w:r>
-      <w:hyperlink r:id="rId18">
-        <w:r>
-          <w:rPr>
-            <w:lang w:val="fr_FR" w:bidi="fr_FR"/>
-          </w:rPr>
-          <w:rPr>
-            <w:color w:val="0000EE"/>
-            <w:u w:val="single"/>
-          </w:rPr>
-          <w:t xml:space="preserve"> </w:t>
-        </w:r>
-      </w:hyperlink>
+      <w:r>
+        <w:rPr>
+          <w:lang w:val="fr_FR" w:bidi="fr_FR"/>
+        </w:rPr>
+        <w:t xml:space="preserve"> </w:t>
+      </w:r>
     </w:p>
     <w:p>
       <w:pPr/>
@@ -12053,18 +12017,12 @@
         </w:rPr>
         <w:t>Les mots serviteurs, maîtres et contredisants sont à la forme masculine, mais ils sont utilisés dans un sens générique qui peut inclure hommes et femmes. Selon ce qui est le plus naturel dans votre langue, choisissez un mot, une expression ou une formulation qui exprime ce sens clairement. Par exemple : « les gens qui sont serviteurs » / « les serviteurs et les servantes » - « maîtres et maîtresses » - « ne point contredire ». Traduction alternative : « Exhorte les serviteurs et les servantes à être soumis à leurs maîtres et à leurs maîtresses, à leur plaire en toutes choses, à ne pas contredire ».</w:t>
       </w:r>
-      <w:hyperlink r:id="rId19">
-        <w:r>
-          <w:rPr>
-            <w:lang w:val="fr_FR" w:bidi="fr_FR"/>
-          </w:rPr>
-          <w:rPr>
-            <w:color w:val="0000EE"/>
-            <w:u w:val="single"/>
-          </w:rPr>
-          <w:t xml:space="preserve"> </w:t>
-        </w:r>
-      </w:hyperlink>
+      <w:r>
+        <w:rPr>
+          <w:lang w:val="fr_FR" w:bidi="fr_FR"/>
+        </w:rPr>
+        <w:t xml:space="preserve"> </w:t>
+      </w:r>
     </w:p>
     <w:p>
       <w:pPr/>
@@ -13483,18 +13441,12 @@
         </w:rPr>
         <w:t>Les mots tous les hommes sont à la forme masculine, mais ils sont utilisés dans un sens générique qui inclut hommes et femmes. Selon ce qui est le plus naturel dans votre langue, choisissez un mot, une expression ou une formulation qui exprime ce sens clairement. Traduction alternative : « tous les êtres humains ».</w:t>
       </w:r>
-      <w:hyperlink r:id="rId20">
-        <w:r>
-          <w:rPr>
-            <w:lang w:val="fr_FR" w:bidi="fr_FR"/>
-          </w:rPr>
-          <w:rPr>
-            <w:color w:val="0000EE"/>
-            <w:u w:val="single"/>
-          </w:rPr>
-          <w:t xml:space="preserve"> </w:t>
-        </w:r>
-      </w:hyperlink>
+      <w:r>
+        <w:rPr>
+          <w:lang w:val="fr_FR" w:bidi="fr_FR"/>
+        </w:rPr>
+        <w:t xml:space="preserve"> </w:t>
+      </w:r>
     </w:p>
     <w:p>
       <w:pPr/>
@@ -16777,18 +16729,12 @@
         </w:rPr>
         <w:t>Les mots soumis et prêts sont à la forme masculine, mais ils sont utilisés dans un sens générique qui inclut hommes et femmes. Selon ce qui est le plus naturel dans votre langue, choisissez un mot, une expression ou une formulation qui exprime ce sens clairement. Traduction alternative : « de se soumettre » - « d'être prêts » ou « d'être des personnes soumises » - « d'être des personnes prêtes ».</w:t>
       </w:r>
-      <w:hyperlink r:id="rId21">
-        <w:r>
-          <w:rPr>
-            <w:lang w:val="fr_FR" w:bidi="fr_FR"/>
-          </w:rPr>
-          <w:rPr>
-            <w:color w:val="0000EE"/>
-            <w:u w:val="single"/>
-          </w:rPr>
-          <w:t xml:space="preserve"> </w:t>
-        </w:r>
-      </w:hyperlink>
+      <w:r>
+        <w:rPr>
+          <w:lang w:val="fr_FR" w:bidi="fr_FR"/>
+        </w:rPr>
+        <w:t xml:space="preserve"> </w:t>
+      </w:r>
     </w:p>
     <w:p>
       <w:pPr/>
@@ -17291,18 +17237,12 @@
         </w:rPr>
         <w:t>Les mots pacifiques, modérés, pleins et tous les hommes sont à la forme masculine, mais ils sont utilisés dans un sens générique qui inclut hommes et femmes. Selon ce qui est le plus naturel dans votre langue, choisissez un mot, une expression ou une formulation qui exprime ce sens clairement. Traduction alternative : « des personnes pacifiques, modérées, pleines de douceur envers tous les êtres humains » ou « des gens pacifiques, modérés, pleins de douceur envers tous les êtres humains ».</w:t>
       </w:r>
-      <w:hyperlink r:id="rId22">
-        <w:r>
-          <w:rPr>
-            <w:lang w:val="fr_FR" w:bidi="fr_FR"/>
-          </w:rPr>
-          <w:rPr>
-            <w:color w:val="0000EE"/>
-            <w:u w:val="single"/>
-          </w:rPr>
-          <w:t xml:space="preserve"> </w:t>
-        </w:r>
-      </w:hyperlink>
+      <w:r>
+        <w:rPr>
+          <w:lang w:val="fr_FR" w:bidi="fr_FR"/>
+        </w:rPr>
+        <w:t xml:space="preserve"> </w:t>
+      </w:r>
     </w:p>
     <w:p>
       <w:pPr/>
@@ -18479,18 +18419,12 @@
         </w:rPr>
         <w:t>Les mots insensés, désobéissants, égarés, asservis, dignes, haïs et les uns les autres ont une forme masculine, mais ils sont utilisés dans un sens générique qui inclut hommes et femmes. Selon ce qui est le plus naturel dans votre langue, choisissez un mot, une expression ou une formulation qui exprime ce sens clairement. Traduction alternative : « des personnes insensées, désobéissantes, égarées, asservies » - « dignes » - « haïes » - « les unes les autres » ou « des gens insensés, désobéissants, égarés, asservis » - « dignes » - « haïs » - « les uns les autres ».</w:t>
       </w:r>
-      <w:hyperlink r:id="rId23">
-        <w:r>
-          <w:rPr>
-            <w:lang w:val="fr_FR" w:bidi="fr_FR"/>
-          </w:rPr>
-          <w:rPr>
-            <w:color w:val="0000EE"/>
-            <w:u w:val="single"/>
-          </w:rPr>
-          <w:t xml:space="preserve"> </w:t>
-        </w:r>
-      </w:hyperlink>
+      <w:r>
+        <w:rPr>
+          <w:lang w:val="fr_FR" w:bidi="fr_FR"/>
+        </w:rPr>
+        <w:t xml:space="preserve"> </w:t>
+      </w:r>
     </w:p>
     <w:p>
       <w:pPr/>
@@ -19044,18 +18978,12 @@
         </w:rPr>
         <w:t>Les mots les hommes sont à la forme masculine, mais ils sont utilisés dans un sens générique qui inclut hommes et femmes. Selon ce qui est le plus naturel dans votre langue, choisissez un mot, une expression ou une formulation qui exprime ce sens clairement. Traduction alternative : « pour les êtres humains ».</w:t>
       </w:r>
-      <w:hyperlink r:id="rId24">
-        <w:r>
-          <w:rPr>
-            <w:lang w:val="fr_FR" w:bidi="fr_FR"/>
-          </w:rPr>
-          <w:rPr>
-            <w:color w:val="0000EE"/>
-            <w:u w:val="single"/>
-          </w:rPr>
-          <w:t xml:space="preserve"> </w:t>
-        </w:r>
-      </w:hyperlink>
+      <w:r>
+        <w:rPr>
+          <w:lang w:val="fr_FR" w:bidi="fr_FR"/>
+        </w:rPr>
+        <w:t xml:space="preserve"> </w:t>
+      </w:r>
     </w:p>
     <w:p>
       <w:pPr/>
@@ -20474,18 +20402,12 @@
         </w:rPr>
         <w:t>Le mot héritiers est à la forme masculine, mais il est utilisé dans un sens générique qui inclut hommes et femmes. Selon ce qui est le plus naturel dans votre langue, choisissez un mot, une expression ou une formulation qui exprime ce sens clairement. Traduction alternative : « les personnes qui héritent » ou « héritiers et héritières ».</w:t>
       </w:r>
-      <w:hyperlink r:id="rId25">
-        <w:r>
-          <w:rPr>
-            <w:lang w:val="fr_FR" w:bidi="fr_FR"/>
-          </w:rPr>
-          <w:rPr>
-            <w:color w:val="0000EE"/>
-            <w:u w:val="single"/>
-          </w:rPr>
-          <w:t xml:space="preserve"> </w:t>
-        </w:r>
-      </w:hyperlink>
+      <w:r>
+        <w:rPr>
+          <w:lang w:val="fr_FR" w:bidi="fr_FR"/>
+        </w:rPr>
+        <w:t xml:space="preserve"> </w:t>
+      </w:r>
     </w:p>
     <w:p>
       <w:pPr/>
@@ -20961,18 +20883,12 @@
         </w:rPr>
         <w:t>Le pronom ceux est utilisé dans un sens générique inclut hommes et femmes. Selon ce qui est le plus naturel dans votre langue, choisissez un mot, une expression ou une formulation qui exprime ce sens clairement. Traduction alternative : « ceux et celles » ou « les personnes qui ont cru ».</w:t>
       </w:r>
-      <w:hyperlink r:id="rId26">
-        <w:r>
-          <w:rPr>
-            <w:lang w:val="fr_FR" w:bidi="fr_FR"/>
-          </w:rPr>
-          <w:rPr>
-            <w:color w:val="0000EE"/>
-            <w:u w:val="single"/>
-          </w:rPr>
-          <w:t xml:space="preserve"> </w:t>
-        </w:r>
-      </w:hyperlink>
+      <w:r>
+        <w:rPr>
+          <w:lang w:val="fr_FR" w:bidi="fr_FR"/>
+        </w:rPr>
+        <w:t xml:space="preserve"> </w:t>
+      </w:r>
     </w:p>
     <w:p>
       <w:pPr/>
@@ -21599,18 +21515,12 @@
         </w:rPr>
         <w:t>Le mot hommes est à la forme masculine, mais il est utilisé dans un sens générique qui inclut hommes et femmes. Selon ce qui est le plus naturel dans votre langue, choisissez un mot, une expression ou une formulation qui exprime ce sens clairement. Traduction alternative : « aux êtres humains ».</w:t>
       </w:r>
-      <w:hyperlink r:id="rId27">
-        <w:r>
-          <w:rPr>
-            <w:lang w:val="fr_FR" w:bidi="fr_FR"/>
-          </w:rPr>
-          <w:rPr>
-            <w:color w:val="0000EE"/>
-            <w:u w:val="single"/>
-          </w:rPr>
-          <w:t xml:space="preserve"> </w:t>
-        </w:r>
-      </w:hyperlink>
+      <w:r>
+        <w:rPr>
+          <w:lang w:val="fr_FR" w:bidi="fr_FR"/>
+        </w:rPr>
+        <w:t xml:space="preserve"> </w:t>
+      </w:r>
     </w:p>
     <w:p>
       <w:pPr/>
@@ -21910,18 +21820,12 @@
         </w:rPr>
         <w:t>Le pronom celui est utilisé dans un sens générique pourrait désigner un homme ou une femme. Selon ce qui est le plus naturel dans votre langue, choisissez un mot, une expression ou une formulation qui exprime ce sens clairement. Traduction alternative : « celui ou celle » ou « la personne ».</w:t>
       </w:r>
-      <w:hyperlink r:id="rId28">
-        <w:r>
-          <w:rPr>
-            <w:lang w:val="fr_FR" w:bidi="fr_FR"/>
-          </w:rPr>
-          <w:rPr>
-            <w:color w:val="0000EE"/>
-            <w:u w:val="single"/>
-          </w:rPr>
-          <w:t xml:space="preserve"> </w:t>
-        </w:r>
-      </w:hyperlink>
+      <w:r>
+        <w:rPr>
+          <w:lang w:val="fr_FR" w:bidi="fr_FR"/>
+        </w:rPr>
+        <w:t xml:space="preserve"> </w:t>
+      </w:r>
     </w:p>
     <w:p>
       <w:pPr/>
@@ -23870,18 +23774,12 @@
         </w:rPr>
         <w:t>Le pronom ils est utilisé dans un sens générique qui inclut hommes et femmes. Selon ce qui est le plus naturel dans votre langue, choisissez un mot, une expression ou une formulation qui exprime ce sens clairement. Traduction alternative : « ils et elles ».</w:t>
       </w:r>
-      <w:hyperlink r:id="rId29">
-        <w:r>
-          <w:rPr>
-            <w:lang w:val="fr_FR" w:bidi="fr_FR"/>
-          </w:rPr>
-          <w:rPr>
-            <w:color w:val="0000EE"/>
-            <w:u w:val="single"/>
-          </w:rPr>
-          <w:t xml:space="preserve"> </w:t>
-        </w:r>
-      </w:hyperlink>
+      <w:r>
+        <w:rPr>
+          <w:lang w:val="fr_FR" w:bidi="fr_FR"/>
+        </w:rPr>
+        <w:t xml:space="preserve"> </w:t>
+      </w:r>
     </w:p>
     <w:p>
       <w:pPr/>
@@ -24632,18 +24530,12 @@
         </w:rPr>
         <w:t>Les mots tous ceux, ceux et vous tous sont à la forme masculine, mais ils sont utilisés dans un sens générique qui inclut hommes et femmes. Selon ce qui est le plus naturel dans votre langue, choisissez un mot, une expression ou une formulation qui exprime ce sens clairement. Traduction alternative : « tous ceux et celles » - « ceux et celles » « vous tous et vous toutes ».</w:t>
       </w:r>
-      <w:hyperlink r:id="rId30">
-        <w:r>
-          <w:rPr>
-            <w:lang w:val="fr_FR" w:bidi="fr_FR"/>
-          </w:rPr>
-          <w:rPr>
-            <w:color w:val="0000EE"/>
-            <w:u w:val="single"/>
-          </w:rPr>
-          <w:t xml:space="preserve"> </w:t>
-        </w:r>
-      </w:hyperlink>
+      <w:r>
+        <w:rPr>
+          <w:lang w:val="fr_FR" w:bidi="fr_FR"/>
+        </w:rPr>
+        <w:t xml:space="preserve"> </w:t>
+      </w:r>
     </w:p>
     <w:p>
       <w:pPr/>

--- a/fra/docx/56.content.docx
+++ b/fra/docx/56.content.docx
@@ -6555,13 +6555,7 @@
         <w:rPr>
           <w:lang w:val="fr_FR" w:bidi="fr_FR"/>
         </w:rPr>
-        <w:t xml:space="preserve">Voir : </w:t>
-      </w:r>
-      <w:r>
-        <w:rPr>
-          <w:lang w:val="fr_FR" w:bidi="fr_FR"/>
-        </w:rPr>
-        <w:t>Pronoms — Quand les Utiliser ?</w:t>
+        <w:t>Voir : Pronoms — Quand les Utiliser ?</w:t>
       </w:r>
       <w:r>
         <w:rPr>
